--- a/Manuale di installazione.docx
+++ b/Manuale di installazione.docx
@@ -3,12 +3,252 @@
 <w:document xmlns:wpc="http://schemas.microsoft.com/office/word/2010/wordprocessingCanvas" xmlns:cx="http://schemas.microsoft.com/office/drawing/2014/chartex" xmlns:cx1="http://schemas.microsoft.com/office/drawing/2015/9/8/chartex" xmlns:cx2="http://schemas.microsoft.com/office/drawing/2015/10/21/chartex" xmlns:cx3="http://schemas.microsoft.com/office/drawing/2016/5/9/chartex" xmlns:cx4="http://schemas.microsoft.com/office/drawing/2016/5/10/chartex" xmlns:cx5="http://schemas.microsoft.com/office/drawing/2016/5/11/chartex" xmlns:cx6="http://schemas.microsoft.com/office/drawing/2016/5/12/chartex" xmlns:cx7="http://schemas.microsoft.com/office/drawing/2016/5/13/chartex" xmlns:cx8="http://schemas.microsoft.com/office/drawing/2016/5/14/chartex" xmlns:mc="http://schemas.openxmlformats.org/markup-compatibility/2006" xmlns:aink="http://schemas.microsoft.com/office/drawing/2016/ink" xmlns:am3d="http://schemas.microsoft.com/office/drawing/2017/model3d" xmlns:o="urn:schemas-microsoft-com:office:office" xmlns:oel="http://schemas.microsoft.com/office/2019/extlst" xmlns:r="http://schemas.openxmlformats.org/officeDocument/2006/relationships" xmlns:m="http://schemas.openxmlformats.org/officeDocument/2006/math" xmlns:v="urn:schemas-microsoft-com:vml" xmlns:wp14="http://schemas.microsoft.com/office/word/2010/wordprocessingDrawing" xmlns:wp="http://schemas.openxmlformats.org/drawingml/2006/wordprocessingDrawing" xmlns:w10="urn:schemas-microsoft-com:office:word" xmlns:w="http://schemas.openxmlformats.org/wordprocessingml/2006/main" xmlns:w14="http://schemas.microsoft.com/office/word/2010/wordml" xmlns:w15="http://schemas.microsoft.com/office/word/2012/wordml" xmlns:w16cex="http://schemas.microsoft.com/office/word/2018/wordml/cex" xmlns:w16cid="http://schemas.microsoft.com/office/word/2016/wordml/cid" xmlns:w16="http://schemas.microsoft.com/office/word/2018/wordml" xmlns:w16du="http://schemas.microsoft.com/office/word/2023/wordml/word16du" xmlns:w16sdtdh="http://schemas.microsoft.com/office/word/2020/wordml/sdtdatahash" xmlns:w16sdtfl="http://schemas.microsoft.com/office/word/2024/wordml/sdtformatlock" xmlns:w16se="http://schemas.microsoft.com/office/word/2015/wordml/symex" xmlns:wpg="http://schemas.microsoft.com/office/word/2010/wordprocessingGroup" xmlns:wpi="http://schemas.microsoft.com/office/word/2010/wordprocessingInk" xmlns:wne="http://schemas.microsoft.com/office/word/2006/wordml" xmlns:wps="http://schemas.microsoft.com/office/word/2010/wordprocessingShape" mc:Ignorable="w14 w15 w16se w16cid w16 w16cex w16sdtdh w16sdtfl w16du wp14">
   <w:body>
     <w:p>
-      <w:r>
-        <w:t xml:space="preserve">Andare su </w:t>
+      <w:pPr>
+        <w:pStyle w:val="Titolo"/>
+        <w:jc w:val="center"/>
+      </w:pPr>
+      <w:r>
+        <w:t>MANUALE DI INSTALLAZIONE</w:t>
       </w:r>
     </w:p>
     <w:p>
-      <w:hyperlink r:id="rId4" w:history="1">
+      <w:r>
+        <w:br w:type="page"/>
+      </w:r>
+    </w:p>
+    <w:sdt>
+      <w:sdtPr>
+        <w:id w:val="1271208634"/>
+        <w:docPartObj>
+          <w:docPartGallery w:val="Table of Contents"/>
+          <w:docPartUnique/>
+        </w:docPartObj>
+      </w:sdtPr>
+      <w:sdtEndPr>
+        <w:rPr>
+          <w:rFonts w:asciiTheme="minorHAnsi" w:eastAsiaTheme="minorEastAsia" w:hAnsiTheme="minorHAnsi" w:cstheme="minorBidi"/>
+          <w:b/>
+          <w:bCs/>
+          <w:color w:val="auto"/>
+          <w:sz w:val="21"/>
+          <w:szCs w:val="21"/>
+        </w:rPr>
+      </w:sdtEndPr>
+      <w:sdtContent>
+        <w:p>
+          <w:pPr>
+            <w:pStyle w:val="Titolosommario"/>
+          </w:pPr>
+          <w:r>
+            <w:t>Sommario</w:t>
+          </w:r>
+        </w:p>
+        <w:p>
+          <w:pPr>
+            <w:pStyle w:val="Sommario1"/>
+            <w:tabs>
+              <w:tab w:val="right" w:leader="dot" w:pos="9628"/>
+            </w:tabs>
+            <w:rPr>
+              <w:noProof/>
+              <w:kern w:val="2"/>
+              <w:sz w:val="24"/>
+              <w:szCs w:val="24"/>
+              <w:lang w:eastAsia="it-IT"/>
+              <w14:ligatures w14:val="standardContextual"/>
+            </w:rPr>
+          </w:pPr>
+          <w:r>
+            <w:fldChar w:fldCharType="begin"/>
+          </w:r>
+          <w:r>
+            <w:instrText xml:space="preserve"> TOC \o "1-3" \h \z \u </w:instrText>
+          </w:r>
+          <w:r>
+            <w:fldChar w:fldCharType="separate"/>
+          </w:r>
+          <w:hyperlink w:anchor="_Toc239865591" w:history="1">
+            <w:r>
+              <w:rPr>
+                <w:rStyle w:val="Collegamentoipertestuale"/>
+                <w:noProof/>
+              </w:rPr>
+              <w:t>METODO MANUALE</w:t>
+            </w:r>
+            <w:r>
+              <w:rPr>
+                <w:noProof/>
+                <w:webHidden/>
+              </w:rPr>
+              <w:tab/>
+            </w:r>
+            <w:r>
+              <w:rPr>
+                <w:noProof/>
+                <w:webHidden/>
+              </w:rPr>
+              <w:fldChar w:fldCharType="begin"/>
+            </w:r>
+            <w:r>
+              <w:rPr>
+                <w:noProof/>
+                <w:webHidden/>
+              </w:rPr>
+              <w:instrText xml:space="preserve"> PAGEREF _Toc239865591 \h </w:instrText>
+            </w:r>
+            <w:r>
+              <w:rPr>
+                <w:noProof/>
+                <w:webHidden/>
+              </w:rPr>
+            </w:r>
+            <w:r>
+              <w:rPr>
+                <w:noProof/>
+                <w:webHidden/>
+              </w:rPr>
+              <w:fldChar w:fldCharType="separate"/>
+            </w:r>
+            <w:r>
+              <w:rPr>
+                <w:noProof/>
+                <w:webHidden/>
+              </w:rPr>
+              <w:t>3</w:t>
+            </w:r>
+            <w:r>
+              <w:rPr>
+                <w:noProof/>
+                <w:webHidden/>
+              </w:rPr>
+              <w:fldChar w:fldCharType="end"/>
+            </w:r>
+          </w:hyperlink>
+        </w:p>
+        <w:p>
+          <w:pPr>
+            <w:pStyle w:val="Sommario1"/>
+            <w:tabs>
+              <w:tab w:val="right" w:leader="dot" w:pos="9628"/>
+            </w:tabs>
+            <w:rPr>
+              <w:noProof/>
+              <w:kern w:val="2"/>
+              <w:sz w:val="24"/>
+              <w:szCs w:val="24"/>
+              <w:lang w:eastAsia="it-IT"/>
+              <w14:ligatures w14:val="standardContextual"/>
+            </w:rPr>
+          </w:pPr>
+          <w:hyperlink w:anchor="_Toc239865592" w:history="1">
+            <w:r>
+              <w:rPr>
+                <w:rStyle w:val="Collegamentoipertestuale"/>
+                <w:noProof/>
+              </w:rPr>
+              <w:t>METODO TRAMITE IN</w:t>
+            </w:r>
+            <w:r>
+              <w:rPr>
+                <w:rStyle w:val="Collegamentoipertestuale"/>
+                <w:noProof/>
+              </w:rPr>
+              <w:t>S</w:t>
+            </w:r>
+            <w:r>
+              <w:rPr>
+                <w:rStyle w:val="Collegamentoipertestuale"/>
+                <w:noProof/>
+              </w:rPr>
+              <w:t>TALLER</w:t>
+            </w:r>
+            <w:r>
+              <w:rPr>
+                <w:noProof/>
+                <w:webHidden/>
+              </w:rPr>
+              <w:tab/>
+            </w:r>
+            <w:r>
+              <w:rPr>
+                <w:noProof/>
+                <w:webHidden/>
+              </w:rPr>
+              <w:fldChar w:fldCharType="begin"/>
+            </w:r>
+            <w:r>
+              <w:rPr>
+                <w:noProof/>
+                <w:webHidden/>
+              </w:rPr>
+              <w:instrText xml:space="preserve"> PAGEREF _Toc239865592 \h </w:instrText>
+            </w:r>
+            <w:r>
+              <w:rPr>
+                <w:noProof/>
+                <w:webHidden/>
+              </w:rPr>
+            </w:r>
+            <w:r>
+              <w:rPr>
+                <w:noProof/>
+                <w:webHidden/>
+              </w:rPr>
+              <w:fldChar w:fldCharType="separate"/>
+            </w:r>
+            <w:r>
+              <w:rPr>
+                <w:noProof/>
+                <w:webHidden/>
+              </w:rPr>
+              <w:t>9</w:t>
+            </w:r>
+            <w:r>
+              <w:rPr>
+                <w:noProof/>
+                <w:webHidden/>
+              </w:rPr>
+              <w:fldChar w:fldCharType="end"/>
+            </w:r>
+          </w:hyperlink>
+        </w:p>
+        <w:p>
+          <w:r>
+            <w:rPr>
+              <w:b/>
+              <w:bCs/>
+            </w:rPr>
+            <w:fldChar w:fldCharType="end"/>
+          </w:r>
+        </w:p>
+      </w:sdtContent>
+    </w:sdt>
+    <w:p/>
+    <w:p/>
+    <w:p/>
+    <w:p>
+      <w:r>
+        <w:br w:type="page"/>
+      </w:r>
+      <w:bookmarkStart w:id="0" w:name="_Toc239865591"/>
+      <w:r>
+        <w:rPr>
+          <w:rStyle w:val="Titolo1Carattere"/>
+        </w:rPr>
+        <w:lastRenderedPageBreak/>
+        <w:t>METODO MANUALE</w:t>
+      </w:r>
+      <w:bookmarkEnd w:id="0"/>
+      <w:r>
+        <w:br/>
+        <w:t>A</w:t>
+      </w:r>
+      <w:r>
+        <w:t xml:space="preserve">ndare su </w:t>
+      </w:r>
+    </w:p>
+    <w:p>
+      <w:hyperlink r:id="rId7" w:history="1">
         <w:r>
           <w:rPr>
             <w:rStyle w:val="Collegamentoipertestuale"/>
@@ -23,6 +263,9 @@
         <w:br/>
       </w:r>
       <w:r>
+        <w:rPr>
+          <w:noProof/>
+        </w:rPr>
         <w:drawing>
           <wp:inline distT="0" distB="0" distL="0" distR="0" wp14:anchorId="4E3EF248" wp14:editId="735D7AE6">
             <wp:extent cx="6120130" cy="2985770"/>
@@ -39,7 +282,7 @@
                     <pic:cNvPicPr/>
                   </pic:nvPicPr>
                   <pic:blipFill>
-                    <a:blip r:embed="rId5"/>
+                    <a:blip r:embed="rId8"/>
                     <a:stretch>
                       <a:fillRect/>
                     </a:stretch>
@@ -65,6 +308,9 @@
         <w:t xml:space="preserve">cliccare : </w:t>
       </w:r>
       <w:r>
+        <w:rPr>
+          <w:noProof/>
+        </w:rPr>
         <w:drawing>
           <wp:inline distT="0" distB="0" distL="0" distR="0" wp14:anchorId="617DAAA1" wp14:editId="2D07DA3A">
             <wp:extent cx="2191056" cy="933580"/>
@@ -81,7 +327,7 @@
                     <pic:cNvPicPr/>
                   </pic:nvPicPr>
                   <pic:blipFill>
-                    <a:blip r:embed="rId6"/>
+                    <a:blip r:embed="rId9"/>
                     <a:stretch>
                       <a:fillRect/>
                     </a:stretch>
@@ -117,6 +363,9 @@
         <w:t xml:space="preserve"> : </w:t>
       </w:r>
       <w:r>
+        <w:rPr>
+          <w:noProof/>
+        </w:rPr>
         <w:drawing>
           <wp:inline distT="0" distB="0" distL="0" distR="0" wp14:anchorId="255C8FDD" wp14:editId="3C2E3BB6">
             <wp:extent cx="6120130" cy="272415"/>
@@ -133,7 +382,7 @@
                     <pic:cNvPicPr/>
                   </pic:nvPicPr>
                   <pic:blipFill>
-                    <a:blip r:embed="rId7"/>
+                    <a:blip r:embed="rId10"/>
                     <a:stretch>
                       <a:fillRect/>
                     </a:stretch>
@@ -157,6 +406,9 @@
         <w:br/>
       </w:r>
       <w:r>
+        <w:rPr>
+          <w:noProof/>
+        </w:rPr>
         <w:drawing>
           <wp:inline distT="0" distB="0" distL="0" distR="0" wp14:anchorId="23B6BD93" wp14:editId="34938760">
             <wp:extent cx="743054" cy="666843"/>
@@ -173,7 +425,7 @@
                     <pic:cNvPicPr/>
                   </pic:nvPicPr>
                   <pic:blipFill>
-                    <a:blip r:embed="rId8"/>
+                    <a:blip r:embed="rId11"/>
                     <a:stretch>
                       <a:fillRect/>
                     </a:stretch>
@@ -204,6 +456,9 @@
         <w:br/>
       </w:r>
       <w:r>
+        <w:rPr>
+          <w:noProof/>
+        </w:rPr>
         <w:drawing>
           <wp:inline distT="0" distB="0" distL="0" distR="0" wp14:anchorId="365ED542" wp14:editId="6F280530">
             <wp:extent cx="3286584" cy="5077534"/>
@@ -220,7 +475,7 @@
                     <pic:cNvPicPr/>
                   </pic:nvPicPr>
                   <pic:blipFill>
-                    <a:blip r:embed="rId9"/>
+                    <a:blip r:embed="rId12"/>
                     <a:stretch>
                       <a:fillRect/>
                     </a:stretch>
@@ -246,6 +501,9 @@
         <w:t xml:space="preserve">arrivare : </w:t>
       </w:r>
       <w:r>
+        <w:rPr>
+          <w:noProof/>
+        </w:rPr>
         <w:drawing>
           <wp:inline distT="0" distB="0" distL="0" distR="0" wp14:anchorId="21D88551" wp14:editId="0A7F47E6">
             <wp:extent cx="5896798" cy="362001"/>
@@ -262,7 +520,7 @@
                     <pic:cNvPicPr/>
                   </pic:nvPicPr>
                   <pic:blipFill>
-                    <a:blip r:embed="rId10"/>
+                    <a:blip r:embed="rId13"/>
                     <a:stretch>
                       <a:fillRect/>
                     </a:stretch>
@@ -292,6 +550,9 @@
     </w:p>
     <w:p>
       <w:r>
+        <w:rPr>
+          <w:noProof/>
+        </w:rPr>
         <w:lastRenderedPageBreak/>
         <w:drawing>
           <wp:inline distT="0" distB="0" distL="0" distR="0" wp14:anchorId="3496610F" wp14:editId="081658FD">
@@ -309,7 +570,7 @@
                     <pic:cNvPicPr/>
                   </pic:nvPicPr>
                   <pic:blipFill>
-                    <a:blip r:embed="rId9"/>
+                    <a:blip r:embed="rId12"/>
                     <a:stretch>
                       <a:fillRect/>
                     </a:stretch>
@@ -364,6 +625,9 @@
     <w:p/>
     <w:p>
       <w:r>
+        <w:rPr>
+          <w:noProof/>
+        </w:rPr>
         <w:drawing>
           <wp:inline distT="0" distB="0" distL="0" distR="0" wp14:anchorId="67A3E303" wp14:editId="1548DAB6">
             <wp:extent cx="4382112" cy="5487166"/>
@@ -380,7 +644,7 @@
                     <pic:cNvPicPr/>
                   </pic:nvPicPr>
                   <pic:blipFill>
-                    <a:blip r:embed="rId11"/>
+                    <a:blip r:embed="rId14"/>
                     <a:stretch>
                       <a:fillRect/>
                     </a:stretch>
@@ -414,6 +678,9 @@
         <w:br/>
       </w:r>
       <w:r>
+        <w:rPr>
+          <w:noProof/>
+        </w:rPr>
         <w:lastRenderedPageBreak/>
         <w:drawing>
           <wp:inline distT="0" distB="0" distL="0" distR="0" wp14:anchorId="7091649F" wp14:editId="14CE0BCB">
@@ -431,7 +698,7 @@
                     <pic:cNvPicPr/>
                   </pic:nvPicPr>
                   <pic:blipFill>
-                    <a:blip r:embed="rId12"/>
+                    <a:blip r:embed="rId15"/>
                     <a:stretch>
                       <a:fillRect/>
                     </a:stretch>
@@ -476,6 +743,9 @@
     </w:p>
     <w:p>
       <w:r>
+        <w:rPr>
+          <w:noProof/>
+        </w:rPr>
         <w:drawing>
           <wp:inline distT="0" distB="0" distL="0" distR="0" wp14:anchorId="188910EB" wp14:editId="66859BC2">
             <wp:extent cx="6120130" cy="1117600"/>
@@ -492,7 +762,7 @@
                     <pic:cNvPicPr/>
                   </pic:nvPicPr>
                   <pic:blipFill>
-                    <a:blip r:embed="rId13"/>
+                    <a:blip r:embed="rId16"/>
                     <a:stretch>
                       <a:fillRect/>
                     </a:stretch>
@@ -549,10 +819,8 @@
         <w:br/>
       </w:r>
       <w:r>
-        <w:br/>
-      </w:r>
-      <w:r>
         <w:lastRenderedPageBreak/>
+        <w:br/>
         <w:t xml:space="preserve">una volta fatto sarà salvato per sempre </w:t>
       </w:r>
       <w:r>
@@ -569,6 +837,9 @@
         <w:br/>
       </w:r>
       <w:r>
+        <w:rPr>
+          <w:noProof/>
+        </w:rPr>
         <w:drawing>
           <wp:inline distT="0" distB="0" distL="0" distR="0" wp14:anchorId="560C99BB" wp14:editId="36265295">
             <wp:extent cx="6120130" cy="1855470"/>
@@ -585,7 +856,7 @@
                     <pic:cNvPicPr/>
                   </pic:nvPicPr>
                   <pic:blipFill>
-                    <a:blip r:embed="rId14"/>
+                    <a:blip r:embed="rId17"/>
                     <a:stretch>
                       <a:fillRect/>
                     </a:stretch>
@@ -621,6 +892,9 @@
         <w:br/>
       </w:r>
       <w:r>
+        <w:rPr>
+          <w:noProof/>
+        </w:rPr>
         <w:drawing>
           <wp:inline distT="0" distB="0" distL="0" distR="0" wp14:anchorId="79B61240" wp14:editId="39C1BFBD">
             <wp:extent cx="6120130" cy="1564005"/>
@@ -637,7 +911,7 @@
                     <pic:cNvPicPr/>
                   </pic:nvPicPr>
                   <pic:blipFill>
-                    <a:blip r:embed="rId15"/>
+                    <a:blip r:embed="rId18"/>
                     <a:stretch>
                       <a:fillRect/>
                     </a:stretch>
@@ -671,6 +945,9 @@
         <w:br/>
       </w:r>
       <w:r>
+        <w:rPr>
+          <w:noProof/>
+        </w:rPr>
         <w:drawing>
           <wp:inline distT="0" distB="0" distL="0" distR="0" wp14:anchorId="169176B1" wp14:editId="65831BD2">
             <wp:extent cx="5811061" cy="390580"/>
@@ -687,7 +964,7 @@
                     <pic:cNvPicPr/>
                   </pic:nvPicPr>
                   <pic:blipFill>
-                    <a:blip r:embed="rId16"/>
+                    <a:blip r:embed="rId19"/>
                     <a:stretch>
                       <a:fillRect/>
                     </a:stretch>
@@ -721,7 +998,42 @@
         <w:br/>
       </w:r>
     </w:p>
+    <w:p>
+      <w:r>
+        <w:br w:type="page"/>
+      </w:r>
+    </w:p>
+    <w:p>
+      <w:pPr>
+        <w:pStyle w:val="Titolo1"/>
+      </w:pPr>
+      <w:bookmarkStart w:id="1" w:name="_Toc239865592"/>
+      <w:r>
+        <w:lastRenderedPageBreak/>
+        <w:t>METODO TRAMITE INSTALLER</w:t>
+      </w:r>
+      <w:bookmarkEnd w:id="1"/>
+      <w:r>
+        <w:t xml:space="preserve"> </w:t>
+      </w:r>
+    </w:p>
+    <w:p>
+      <w:r>
+        <w:t xml:space="preserve">Andare su </w:t>
+      </w:r>
+    </w:p>
+    <w:p>
+      <w:hyperlink r:id="rId20" w:history="1">
+        <w:r>
+          <w:rPr>
+            <w:rStyle w:val="Collegamentoipertestuale"/>
+          </w:rPr>
+          <w:t>https://github.com/FrancoDavide/EseguibiliScaricoPersonale</w:t>
+        </w:r>
+      </w:hyperlink>
+    </w:p>
     <w:sectPr>
+      <w:footerReference w:type="default" r:id="rId21"/>
       <w:pgSz w:w="11906" w:h="16838"/>
       <w:pgMar w:top="1417" w:right="1134" w:bottom="1134" w:left="1134" w:header="708" w:footer="708" w:gutter="0"/>
       <w:cols w:space="708"/>
@@ -731,22 +1043,112 @@
 </w:document>
 </file>
 
+<file path=word/endnotes.xml><?xml version="1.0" encoding="utf-8"?>
+<w:endnotes xmlns:wpc="http://schemas.microsoft.com/office/word/2010/wordprocessingCanvas" xmlns:cx="http://schemas.microsoft.com/office/drawing/2014/chartex" xmlns:cx1="http://schemas.microsoft.com/office/drawing/2015/9/8/chartex" xmlns:cx2="http://schemas.microsoft.com/office/drawing/2015/10/21/chartex" xmlns:cx3="http://schemas.microsoft.com/office/drawing/2016/5/9/chartex" xmlns:cx4="http://schemas.microsoft.com/office/drawing/2016/5/10/chartex" xmlns:cx5="http://schemas.microsoft.com/office/drawing/2016/5/11/chartex" xmlns:cx6="http://schemas.microsoft.com/office/drawing/2016/5/12/chartex" xmlns:cx7="http://schemas.microsoft.com/office/drawing/2016/5/13/chartex" xmlns:cx8="http://schemas.microsoft.com/office/drawing/2016/5/14/chartex" xmlns:mc="http://schemas.openxmlformats.org/markup-compatibility/2006" xmlns:aink="http://schemas.microsoft.com/office/drawing/2016/ink" xmlns:am3d="http://schemas.microsoft.com/office/drawing/2017/model3d" xmlns:o="urn:schemas-microsoft-com:office:office" xmlns:oel="http://schemas.microsoft.com/office/2019/extlst" xmlns:r="http://schemas.openxmlformats.org/officeDocument/2006/relationships" xmlns:m="http://schemas.openxmlformats.org/officeDocument/2006/math" xmlns:v="urn:schemas-microsoft-com:vml" xmlns:wp14="http://schemas.microsoft.com/office/word/2010/wordprocessingDrawing" xmlns:wp="http://schemas.openxmlformats.org/drawingml/2006/wordprocessingDrawing" xmlns:w10="urn:schemas-microsoft-com:office:word" xmlns:w="http://schemas.openxmlformats.org/wordprocessingml/2006/main" xmlns:w14="http://schemas.microsoft.com/office/word/2010/wordml" xmlns:w15="http://schemas.microsoft.com/office/word/2012/wordml" xmlns:w16cex="http://schemas.microsoft.com/office/word/2018/wordml/cex" xmlns:w16cid="http://schemas.microsoft.com/office/word/2016/wordml/cid" xmlns:w16="http://schemas.microsoft.com/office/word/2018/wordml" xmlns:w16du="http://schemas.microsoft.com/office/word/2023/wordml/word16du" xmlns:w16sdtdh="http://schemas.microsoft.com/office/word/2020/wordml/sdtdatahash" xmlns:w16sdtfl="http://schemas.microsoft.com/office/word/2024/wordml/sdtformatlock" xmlns:w16se="http://schemas.microsoft.com/office/word/2015/wordml/symex" xmlns:wpg="http://schemas.microsoft.com/office/word/2010/wordprocessingGroup" xmlns:wpi="http://schemas.microsoft.com/office/word/2010/wordprocessingInk" xmlns:wne="http://schemas.microsoft.com/office/word/2006/wordml" xmlns:wps="http://schemas.microsoft.com/office/word/2010/wordprocessingShape" mc:Ignorable="w14 w15 w16se w16cid w16 w16cex w16sdtdh w16sdtfl w16du wp14">
+  <w:endnote w:type="separator" w:id="-1">
+    <w:p>
+      <w:pPr>
+        <w:spacing w:after="0" w:line="240" w:lineRule="auto"/>
+      </w:pPr>
+      <w:r>
+        <w:separator/>
+      </w:r>
+    </w:p>
+  </w:endnote>
+  <w:endnote w:type="continuationSeparator" w:id="0">
+    <w:p>
+      <w:pPr>
+        <w:spacing w:after="0" w:line="240" w:lineRule="auto"/>
+      </w:pPr>
+      <w:r>
+        <w:continuationSeparator/>
+      </w:r>
+    </w:p>
+  </w:endnote>
+</w:endnotes>
+</file>
+
+<file path=word/footer1.xml><?xml version="1.0" encoding="utf-8"?>
+<w:ftr xmlns:wpc="http://schemas.microsoft.com/office/word/2010/wordprocessingCanvas" xmlns:cx="http://schemas.microsoft.com/office/drawing/2014/chartex" xmlns:cx1="http://schemas.microsoft.com/office/drawing/2015/9/8/chartex" xmlns:cx2="http://schemas.microsoft.com/office/drawing/2015/10/21/chartex" xmlns:cx3="http://schemas.microsoft.com/office/drawing/2016/5/9/chartex" xmlns:cx4="http://schemas.microsoft.com/office/drawing/2016/5/10/chartex" xmlns:cx5="http://schemas.microsoft.com/office/drawing/2016/5/11/chartex" xmlns:cx6="http://schemas.microsoft.com/office/drawing/2016/5/12/chartex" xmlns:cx7="http://schemas.microsoft.com/office/drawing/2016/5/13/chartex" xmlns:cx8="http://schemas.microsoft.com/office/drawing/2016/5/14/chartex" xmlns:mc="http://schemas.openxmlformats.org/markup-compatibility/2006" xmlns:aink="http://schemas.microsoft.com/office/drawing/2016/ink" xmlns:am3d="http://schemas.microsoft.com/office/drawing/2017/model3d" xmlns:o="urn:schemas-microsoft-com:office:office" xmlns:oel="http://schemas.microsoft.com/office/2019/extlst" xmlns:r="http://schemas.openxmlformats.org/officeDocument/2006/relationships" xmlns:m="http://schemas.openxmlformats.org/officeDocument/2006/math" xmlns:v="urn:schemas-microsoft-com:vml" xmlns:wp14="http://schemas.microsoft.com/office/word/2010/wordprocessingDrawing" xmlns:wp="http://schemas.openxmlformats.org/drawingml/2006/wordprocessingDrawing" xmlns:w10="urn:schemas-microsoft-com:office:word" xmlns:w="http://schemas.openxmlformats.org/wordprocessingml/2006/main" xmlns:w14="http://schemas.microsoft.com/office/word/2010/wordml" xmlns:w15="http://schemas.microsoft.com/office/word/2012/wordml" xmlns:w16cex="http://schemas.microsoft.com/office/word/2018/wordml/cex" xmlns:w16cid="http://schemas.microsoft.com/office/word/2016/wordml/cid" xmlns:w16="http://schemas.microsoft.com/office/word/2018/wordml" xmlns:w16du="http://schemas.microsoft.com/office/word/2023/wordml/word16du" xmlns:w16sdtdh="http://schemas.microsoft.com/office/word/2020/wordml/sdtdatahash" xmlns:w16sdtfl="http://schemas.microsoft.com/office/word/2024/wordml/sdtformatlock" xmlns:w16se="http://schemas.microsoft.com/office/word/2015/wordml/symex" xmlns:wpg="http://schemas.microsoft.com/office/word/2010/wordprocessingGroup" xmlns:wpi="http://schemas.microsoft.com/office/word/2010/wordprocessingInk" xmlns:wne="http://schemas.microsoft.com/office/word/2006/wordml" xmlns:wps="http://schemas.microsoft.com/office/word/2010/wordprocessingShape" mc:Ignorable="w14 w15 w16se w16cid w16 w16cex w16sdtdh w16sdtfl w16du wp14">
+  <w:sdt>
+    <w:sdtPr>
+      <w:id w:val="803506804"/>
+      <w:docPartObj>
+        <w:docPartGallery w:val="Page Numbers (Bottom of Page)"/>
+        <w:docPartUnique/>
+      </w:docPartObj>
+    </w:sdtPr>
+    <w:sdtContent>
+      <w:p>
+        <w:pPr>
+          <w:pStyle w:val="Pidipagina"/>
+          <w:jc w:val="center"/>
+        </w:pPr>
+        <w:r>
+          <w:fldChar w:fldCharType="begin"/>
+        </w:r>
+        <w:r>
+          <w:instrText>PAGE   \* MERGEFORMAT</w:instrText>
+        </w:r>
+        <w:r>
+          <w:fldChar w:fldCharType="separate"/>
+        </w:r>
+        <w:r>
+          <w:t>2</w:t>
+        </w:r>
+        <w:r>
+          <w:fldChar w:fldCharType="end"/>
+        </w:r>
+      </w:p>
+    </w:sdtContent>
+  </w:sdt>
+  <w:p>
+    <w:pPr>
+      <w:pStyle w:val="Pidipagina"/>
+    </w:pPr>
+  </w:p>
+</w:ftr>
+</file>
+
+<file path=word/footnotes.xml><?xml version="1.0" encoding="utf-8"?>
+<w:footnotes xmlns:wpc="http://schemas.microsoft.com/office/word/2010/wordprocessingCanvas" xmlns:cx="http://schemas.microsoft.com/office/drawing/2014/chartex" xmlns:cx1="http://schemas.microsoft.com/office/drawing/2015/9/8/chartex" xmlns:cx2="http://schemas.microsoft.com/office/drawing/2015/10/21/chartex" xmlns:cx3="http://schemas.microsoft.com/office/drawing/2016/5/9/chartex" xmlns:cx4="http://schemas.microsoft.com/office/drawing/2016/5/10/chartex" xmlns:cx5="http://schemas.microsoft.com/office/drawing/2016/5/11/chartex" xmlns:cx6="http://schemas.microsoft.com/office/drawing/2016/5/12/chartex" xmlns:cx7="http://schemas.microsoft.com/office/drawing/2016/5/13/chartex" xmlns:cx8="http://schemas.microsoft.com/office/drawing/2016/5/14/chartex" xmlns:mc="http://schemas.openxmlformats.org/markup-compatibility/2006" xmlns:aink="http://schemas.microsoft.com/office/drawing/2016/ink" xmlns:am3d="http://schemas.microsoft.com/office/drawing/2017/model3d" xmlns:o="urn:schemas-microsoft-com:office:office" xmlns:oel="http://schemas.microsoft.com/office/2019/extlst" xmlns:r="http://schemas.openxmlformats.org/officeDocument/2006/relationships" xmlns:m="http://schemas.openxmlformats.org/officeDocument/2006/math" xmlns:v="urn:schemas-microsoft-com:vml" xmlns:wp14="http://schemas.microsoft.com/office/word/2010/wordprocessingDrawing" xmlns:wp="http://schemas.openxmlformats.org/drawingml/2006/wordprocessingDrawing" xmlns:w10="urn:schemas-microsoft-com:office:word" xmlns:w="http://schemas.openxmlformats.org/wordprocessingml/2006/main" xmlns:w14="http://schemas.microsoft.com/office/word/2010/wordml" xmlns:w15="http://schemas.microsoft.com/office/word/2012/wordml" xmlns:w16cex="http://schemas.microsoft.com/office/word/2018/wordml/cex" xmlns:w16cid="http://schemas.microsoft.com/office/word/2016/wordml/cid" xmlns:w16="http://schemas.microsoft.com/office/word/2018/wordml" xmlns:w16du="http://schemas.microsoft.com/office/word/2023/wordml/word16du" xmlns:w16sdtdh="http://schemas.microsoft.com/office/word/2020/wordml/sdtdatahash" xmlns:w16sdtfl="http://schemas.microsoft.com/office/word/2024/wordml/sdtformatlock" xmlns:w16se="http://schemas.microsoft.com/office/word/2015/wordml/symex" xmlns:wpg="http://schemas.microsoft.com/office/word/2010/wordprocessingGroup" xmlns:wpi="http://schemas.microsoft.com/office/word/2010/wordprocessingInk" xmlns:wne="http://schemas.microsoft.com/office/word/2006/wordml" xmlns:wps="http://schemas.microsoft.com/office/word/2010/wordprocessingShape" mc:Ignorable="w14 w15 w16se w16cid w16 w16cex w16sdtdh w16sdtfl w16du wp14">
+  <w:footnote w:type="separator" w:id="-1">
+    <w:p>
+      <w:pPr>
+        <w:spacing w:after="0" w:line="240" w:lineRule="auto"/>
+      </w:pPr>
+      <w:r>
+        <w:separator/>
+      </w:r>
+    </w:p>
+  </w:footnote>
+  <w:footnote w:type="continuationSeparator" w:id="0">
+    <w:p>
+      <w:pPr>
+        <w:spacing w:after="0" w:line="240" w:lineRule="auto"/>
+      </w:pPr>
+      <w:r>
+        <w:continuationSeparator/>
+      </w:r>
+    </w:p>
+  </w:footnote>
+</w:footnotes>
+</file>
+
 <file path=word/styles.xml><?xml version="1.0" encoding="utf-8"?>
 <w:styles xmlns:mc="http://schemas.openxmlformats.org/markup-compatibility/2006" xmlns:r="http://schemas.openxmlformats.org/officeDocument/2006/relationships" xmlns:w="http://schemas.openxmlformats.org/wordprocessingml/2006/main" xmlns:w14="http://schemas.microsoft.com/office/word/2010/wordml" xmlns:w15="http://schemas.microsoft.com/office/word/2012/wordml" xmlns:w16cex="http://schemas.microsoft.com/office/word/2018/wordml/cex" xmlns:w16cid="http://schemas.microsoft.com/office/word/2016/wordml/cid" xmlns:w16="http://schemas.microsoft.com/office/word/2018/wordml" xmlns:w16du="http://schemas.microsoft.com/office/word/2023/wordml/word16du" xmlns:w16sdtdh="http://schemas.microsoft.com/office/word/2020/wordml/sdtdatahash" xmlns:w16sdtfl="http://schemas.microsoft.com/office/word/2024/wordml/sdtformatlock" xmlns:w16se="http://schemas.microsoft.com/office/word/2015/wordml/symex" mc:Ignorable="w14 w15 w16se w16cid w16 w16cex w16sdtdh w16sdtfl w16du">
   <w:docDefaults>
     <w:rPrDefault>
       <w:rPr>
-        <w:rFonts w:asciiTheme="minorHAnsi" w:eastAsiaTheme="minorHAnsi" w:hAnsiTheme="minorHAnsi" w:cstheme="minorBidi"/>
-        <w:kern w:val="2"/>
-        <w:sz w:val="22"/>
-        <w:szCs w:val="22"/>
+        <w:rFonts w:asciiTheme="minorHAnsi" w:eastAsiaTheme="minorEastAsia" w:hAnsiTheme="minorHAnsi" w:cstheme="minorBidi"/>
+        <w:sz w:val="21"/>
+        <w:szCs w:val="21"/>
         <w:lang w:val="it-IT" w:eastAsia="en-US" w:bidi="ar-SA"/>
-        <w14:ligatures w14:val="standardContextual"/>
       </w:rPr>
     </w:rPrDefault>
     <w:pPrDefault>
       <w:pPr>
-        <w:spacing w:after="160" w:line="259" w:lineRule="auto"/>
+        <w:spacing w:after="160" w:line="276" w:lineRule="auto"/>
       </w:pPr>
     </w:pPrDefault>
   </w:docDefaults>
@@ -1131,6 +1533,7 @@
   <w:style w:type="paragraph" w:default="1" w:styleId="Normale">
     <w:name w:val="Normal"/>
     <w:qFormat/>
+    <w:rsid w:val="00F0058C"/>
   </w:style>
   <w:style w:type="paragraph" w:styleId="Titolo1">
     <w:name w:val="heading 1"/>
@@ -1139,16 +1542,19 @@
     <w:link w:val="Titolo1Carattere"/>
     <w:uiPriority w:val="9"/>
     <w:qFormat/>
-    <w:rsid w:val="00683517"/>
+    <w:rsid w:val="00F0058C"/>
     <w:pPr>
       <w:keepNext/>
       <w:keepLines/>
-      <w:spacing w:before="360" w:after="80"/>
+      <w:pBdr>
+        <w:bottom w:val="single" w:sz="4" w:space="2" w:color="ED7D31" w:themeColor="accent2"/>
+      </w:pBdr>
+      <w:spacing w:before="360" w:after="120" w:line="240" w:lineRule="auto"/>
       <w:outlineLvl w:val="0"/>
     </w:pPr>
     <w:rPr>
       <w:rFonts w:asciiTheme="majorHAnsi" w:eastAsiaTheme="majorEastAsia" w:hAnsiTheme="majorHAnsi" w:cstheme="majorBidi"/>
-      <w:color w:val="2F5496" w:themeColor="accent1" w:themeShade="BF"/>
+      <w:color w:val="262626" w:themeColor="text1" w:themeTint="D9"/>
       <w:sz w:val="40"/>
       <w:szCs w:val="40"/>
     </w:rPr>
@@ -1162,18 +1568,18 @@
     <w:semiHidden/>
     <w:unhideWhenUsed/>
     <w:qFormat/>
-    <w:rsid w:val="00683517"/>
+    <w:rsid w:val="00F0058C"/>
     <w:pPr>
       <w:keepNext/>
       <w:keepLines/>
-      <w:spacing w:before="160" w:after="80"/>
+      <w:spacing w:before="120" w:after="0" w:line="240" w:lineRule="auto"/>
       <w:outlineLvl w:val="1"/>
     </w:pPr>
     <w:rPr>
       <w:rFonts w:asciiTheme="majorHAnsi" w:eastAsiaTheme="majorEastAsia" w:hAnsiTheme="majorHAnsi" w:cstheme="majorBidi"/>
-      <w:color w:val="2F5496" w:themeColor="accent1" w:themeShade="BF"/>
-      <w:sz w:val="32"/>
-      <w:szCs w:val="32"/>
+      <w:color w:val="ED7D31" w:themeColor="accent2"/>
+      <w:sz w:val="36"/>
+      <w:szCs w:val="36"/>
     </w:rPr>
   </w:style>
   <w:style w:type="paragraph" w:styleId="Titolo3">
@@ -1185,18 +1591,18 @@
     <w:semiHidden/>
     <w:unhideWhenUsed/>
     <w:qFormat/>
-    <w:rsid w:val="00683517"/>
+    <w:rsid w:val="00F0058C"/>
     <w:pPr>
       <w:keepNext/>
       <w:keepLines/>
-      <w:spacing w:before="160" w:after="80"/>
+      <w:spacing w:before="80" w:after="0" w:line="240" w:lineRule="auto"/>
       <w:outlineLvl w:val="2"/>
     </w:pPr>
     <w:rPr>
-      <w:rFonts w:eastAsiaTheme="majorEastAsia" w:cstheme="majorBidi"/>
-      <w:color w:val="2F5496" w:themeColor="accent1" w:themeShade="BF"/>
-      <w:sz w:val="28"/>
-      <w:szCs w:val="28"/>
+      <w:rFonts w:asciiTheme="majorHAnsi" w:eastAsiaTheme="majorEastAsia" w:hAnsiTheme="majorHAnsi" w:cstheme="majorBidi"/>
+      <w:color w:val="C45911" w:themeColor="accent2" w:themeShade="BF"/>
+      <w:sz w:val="32"/>
+      <w:szCs w:val="32"/>
     </w:rPr>
   </w:style>
   <w:style w:type="paragraph" w:styleId="Titolo4">
@@ -1208,18 +1614,20 @@
     <w:semiHidden/>
     <w:unhideWhenUsed/>
     <w:qFormat/>
-    <w:rsid w:val="00683517"/>
+    <w:rsid w:val="00F0058C"/>
     <w:pPr>
       <w:keepNext/>
       <w:keepLines/>
-      <w:spacing w:before="80" w:after="40"/>
+      <w:spacing w:before="80" w:after="0" w:line="240" w:lineRule="auto"/>
       <w:outlineLvl w:val="3"/>
     </w:pPr>
     <w:rPr>
-      <w:rFonts w:eastAsiaTheme="majorEastAsia" w:cstheme="majorBidi"/>
+      <w:rFonts w:asciiTheme="majorHAnsi" w:eastAsiaTheme="majorEastAsia" w:hAnsiTheme="majorHAnsi" w:cstheme="majorBidi"/>
       <w:i/>
       <w:iCs/>
-      <w:color w:val="2F5496" w:themeColor="accent1" w:themeShade="BF"/>
+      <w:color w:val="833C0B" w:themeColor="accent2" w:themeShade="80"/>
+      <w:sz w:val="28"/>
+      <w:szCs w:val="28"/>
     </w:rPr>
   </w:style>
   <w:style w:type="paragraph" w:styleId="Titolo5">
@@ -1231,16 +1639,18 @@
     <w:semiHidden/>
     <w:unhideWhenUsed/>
     <w:qFormat/>
-    <w:rsid w:val="00683517"/>
+    <w:rsid w:val="00F0058C"/>
     <w:pPr>
       <w:keepNext/>
       <w:keepLines/>
-      <w:spacing w:before="80" w:after="40"/>
+      <w:spacing w:before="80" w:after="0" w:line="240" w:lineRule="auto"/>
       <w:outlineLvl w:val="4"/>
     </w:pPr>
     <w:rPr>
-      <w:rFonts w:eastAsiaTheme="majorEastAsia" w:cstheme="majorBidi"/>
-      <w:color w:val="2F5496" w:themeColor="accent1" w:themeShade="BF"/>
+      <w:rFonts w:asciiTheme="majorHAnsi" w:eastAsiaTheme="majorEastAsia" w:hAnsiTheme="majorHAnsi" w:cstheme="majorBidi"/>
+      <w:color w:val="C45911" w:themeColor="accent2" w:themeShade="BF"/>
+      <w:sz w:val="24"/>
+      <w:szCs w:val="24"/>
     </w:rPr>
   </w:style>
   <w:style w:type="paragraph" w:styleId="Titolo6">
@@ -1252,18 +1662,20 @@
     <w:semiHidden/>
     <w:unhideWhenUsed/>
     <w:qFormat/>
-    <w:rsid w:val="00683517"/>
+    <w:rsid w:val="00F0058C"/>
     <w:pPr>
       <w:keepNext/>
       <w:keepLines/>
-      <w:spacing w:before="40" w:after="0"/>
+      <w:spacing w:before="80" w:after="0" w:line="240" w:lineRule="auto"/>
       <w:outlineLvl w:val="5"/>
     </w:pPr>
     <w:rPr>
-      <w:rFonts w:eastAsiaTheme="majorEastAsia" w:cstheme="majorBidi"/>
+      <w:rFonts w:asciiTheme="majorHAnsi" w:eastAsiaTheme="majorEastAsia" w:hAnsiTheme="majorHAnsi" w:cstheme="majorBidi"/>
       <w:i/>
       <w:iCs/>
-      <w:color w:val="595959" w:themeColor="text1" w:themeTint="A6"/>
+      <w:color w:val="833C0B" w:themeColor="accent2" w:themeShade="80"/>
+      <w:sz w:val="24"/>
+      <w:szCs w:val="24"/>
     </w:rPr>
   </w:style>
   <w:style w:type="paragraph" w:styleId="Titolo7">
@@ -1275,16 +1687,20 @@
     <w:semiHidden/>
     <w:unhideWhenUsed/>
     <w:qFormat/>
-    <w:rsid w:val="00683517"/>
+    <w:rsid w:val="00F0058C"/>
     <w:pPr>
       <w:keepNext/>
       <w:keepLines/>
-      <w:spacing w:before="40" w:after="0"/>
+      <w:spacing w:before="80" w:after="0" w:line="240" w:lineRule="auto"/>
       <w:outlineLvl w:val="6"/>
     </w:pPr>
     <w:rPr>
-      <w:rFonts w:eastAsiaTheme="majorEastAsia" w:cstheme="majorBidi"/>
-      <w:color w:val="595959" w:themeColor="text1" w:themeTint="A6"/>
+      <w:rFonts w:asciiTheme="majorHAnsi" w:eastAsiaTheme="majorEastAsia" w:hAnsiTheme="majorHAnsi" w:cstheme="majorBidi"/>
+      <w:b/>
+      <w:bCs/>
+      <w:color w:val="833C0B" w:themeColor="accent2" w:themeShade="80"/>
+      <w:sz w:val="22"/>
+      <w:szCs w:val="22"/>
     </w:rPr>
   </w:style>
   <w:style w:type="paragraph" w:styleId="Titolo8">
@@ -1296,18 +1712,18 @@
     <w:semiHidden/>
     <w:unhideWhenUsed/>
     <w:qFormat/>
-    <w:rsid w:val="00683517"/>
+    <w:rsid w:val="00F0058C"/>
     <w:pPr>
       <w:keepNext/>
       <w:keepLines/>
-      <w:spacing w:after="0"/>
+      <w:spacing w:before="80" w:after="0" w:line="240" w:lineRule="auto"/>
       <w:outlineLvl w:val="7"/>
     </w:pPr>
     <w:rPr>
-      <w:rFonts w:eastAsiaTheme="majorEastAsia" w:cstheme="majorBidi"/>
-      <w:i/>
-      <w:iCs/>
-      <w:color w:val="272727" w:themeColor="text1" w:themeTint="D8"/>
+      <w:rFonts w:asciiTheme="majorHAnsi" w:eastAsiaTheme="majorEastAsia" w:hAnsiTheme="majorHAnsi" w:cstheme="majorBidi"/>
+      <w:color w:val="833C0B" w:themeColor="accent2" w:themeShade="80"/>
+      <w:sz w:val="22"/>
+      <w:szCs w:val="22"/>
     </w:rPr>
   </w:style>
   <w:style w:type="paragraph" w:styleId="Titolo9">
@@ -1319,16 +1735,20 @@
     <w:semiHidden/>
     <w:unhideWhenUsed/>
     <w:qFormat/>
-    <w:rsid w:val="00683517"/>
+    <w:rsid w:val="00F0058C"/>
     <w:pPr>
       <w:keepNext/>
       <w:keepLines/>
-      <w:spacing w:after="0"/>
+      <w:spacing w:before="80" w:after="0" w:line="240" w:lineRule="auto"/>
       <w:outlineLvl w:val="8"/>
     </w:pPr>
     <w:rPr>
-      <w:rFonts w:eastAsiaTheme="majorEastAsia" w:cstheme="majorBidi"/>
-      <w:color w:val="272727" w:themeColor="text1" w:themeTint="D8"/>
+      <w:rFonts w:asciiTheme="majorHAnsi" w:eastAsiaTheme="majorEastAsia" w:hAnsiTheme="majorHAnsi" w:cstheme="majorBidi"/>
+      <w:i/>
+      <w:iCs/>
+      <w:color w:val="833C0B" w:themeColor="accent2" w:themeShade="80"/>
+      <w:sz w:val="22"/>
+      <w:szCs w:val="22"/>
     </w:rPr>
   </w:style>
   <w:style w:type="character" w:default="1" w:styleId="Carpredefinitoparagrafo">
@@ -1363,10 +1783,10 @@
     <w:basedOn w:val="Carpredefinitoparagrafo"/>
     <w:link w:val="Titolo1"/>
     <w:uiPriority w:val="9"/>
-    <w:rsid w:val="00683517"/>
+    <w:rsid w:val="00F0058C"/>
     <w:rPr>
       <w:rFonts w:asciiTheme="majorHAnsi" w:eastAsiaTheme="majorEastAsia" w:hAnsiTheme="majorHAnsi" w:cstheme="majorBidi"/>
-      <w:color w:val="2F5496" w:themeColor="accent1" w:themeShade="BF"/>
+      <w:color w:val="262626" w:themeColor="text1" w:themeTint="D9"/>
       <w:sz w:val="40"/>
       <w:szCs w:val="40"/>
     </w:rPr>
@@ -1377,12 +1797,12 @@
     <w:link w:val="Titolo2"/>
     <w:uiPriority w:val="9"/>
     <w:semiHidden/>
-    <w:rsid w:val="00683517"/>
+    <w:rsid w:val="00F0058C"/>
     <w:rPr>
       <w:rFonts w:asciiTheme="majorHAnsi" w:eastAsiaTheme="majorEastAsia" w:hAnsiTheme="majorHAnsi" w:cstheme="majorBidi"/>
-      <w:color w:val="2F5496" w:themeColor="accent1" w:themeShade="BF"/>
-      <w:sz w:val="32"/>
-      <w:szCs w:val="32"/>
+      <w:color w:val="ED7D31" w:themeColor="accent2"/>
+      <w:sz w:val="36"/>
+      <w:szCs w:val="36"/>
     </w:rPr>
   </w:style>
   <w:style w:type="character" w:customStyle="1" w:styleId="Titolo3Carattere">
@@ -1391,12 +1811,12 @@
     <w:link w:val="Titolo3"/>
     <w:uiPriority w:val="9"/>
     <w:semiHidden/>
-    <w:rsid w:val="00683517"/>
-    <w:rPr>
-      <w:rFonts w:eastAsiaTheme="majorEastAsia" w:cstheme="majorBidi"/>
-      <w:color w:val="2F5496" w:themeColor="accent1" w:themeShade="BF"/>
-      <w:sz w:val="28"/>
-      <w:szCs w:val="28"/>
+    <w:rsid w:val="00F0058C"/>
+    <w:rPr>
+      <w:rFonts w:asciiTheme="majorHAnsi" w:eastAsiaTheme="majorEastAsia" w:hAnsiTheme="majorHAnsi" w:cstheme="majorBidi"/>
+      <w:color w:val="C45911" w:themeColor="accent2" w:themeShade="BF"/>
+      <w:sz w:val="32"/>
+      <w:szCs w:val="32"/>
     </w:rPr>
   </w:style>
   <w:style w:type="character" w:customStyle="1" w:styleId="Titolo4Carattere">
@@ -1405,12 +1825,14 @@
     <w:link w:val="Titolo4"/>
     <w:uiPriority w:val="9"/>
     <w:semiHidden/>
-    <w:rsid w:val="00683517"/>
-    <w:rPr>
-      <w:rFonts w:eastAsiaTheme="majorEastAsia" w:cstheme="majorBidi"/>
+    <w:rsid w:val="00F0058C"/>
+    <w:rPr>
+      <w:rFonts w:asciiTheme="majorHAnsi" w:eastAsiaTheme="majorEastAsia" w:hAnsiTheme="majorHAnsi" w:cstheme="majorBidi"/>
       <w:i/>
       <w:iCs/>
-      <w:color w:val="2F5496" w:themeColor="accent1" w:themeShade="BF"/>
+      <w:color w:val="833C0B" w:themeColor="accent2" w:themeShade="80"/>
+      <w:sz w:val="28"/>
+      <w:szCs w:val="28"/>
     </w:rPr>
   </w:style>
   <w:style w:type="character" w:customStyle="1" w:styleId="Titolo5Carattere">
@@ -1419,10 +1841,12 @@
     <w:link w:val="Titolo5"/>
     <w:uiPriority w:val="9"/>
     <w:semiHidden/>
-    <w:rsid w:val="00683517"/>
-    <w:rPr>
-      <w:rFonts w:eastAsiaTheme="majorEastAsia" w:cstheme="majorBidi"/>
-      <w:color w:val="2F5496" w:themeColor="accent1" w:themeShade="BF"/>
+    <w:rsid w:val="00F0058C"/>
+    <w:rPr>
+      <w:rFonts w:asciiTheme="majorHAnsi" w:eastAsiaTheme="majorEastAsia" w:hAnsiTheme="majorHAnsi" w:cstheme="majorBidi"/>
+      <w:color w:val="C45911" w:themeColor="accent2" w:themeShade="BF"/>
+      <w:sz w:val="24"/>
+      <w:szCs w:val="24"/>
     </w:rPr>
   </w:style>
   <w:style w:type="character" w:customStyle="1" w:styleId="Titolo6Carattere">
@@ -1431,12 +1855,14 @@
     <w:link w:val="Titolo6"/>
     <w:uiPriority w:val="9"/>
     <w:semiHidden/>
-    <w:rsid w:val="00683517"/>
-    <w:rPr>
-      <w:rFonts w:eastAsiaTheme="majorEastAsia" w:cstheme="majorBidi"/>
+    <w:rsid w:val="00F0058C"/>
+    <w:rPr>
+      <w:rFonts w:asciiTheme="majorHAnsi" w:eastAsiaTheme="majorEastAsia" w:hAnsiTheme="majorHAnsi" w:cstheme="majorBidi"/>
       <w:i/>
       <w:iCs/>
-      <w:color w:val="595959" w:themeColor="text1" w:themeTint="A6"/>
+      <w:color w:val="833C0B" w:themeColor="accent2" w:themeShade="80"/>
+      <w:sz w:val="24"/>
+      <w:szCs w:val="24"/>
     </w:rPr>
   </w:style>
   <w:style w:type="character" w:customStyle="1" w:styleId="Titolo7Carattere">
@@ -1445,10 +1871,14 @@
     <w:link w:val="Titolo7"/>
     <w:uiPriority w:val="9"/>
     <w:semiHidden/>
-    <w:rsid w:val="00683517"/>
-    <w:rPr>
-      <w:rFonts w:eastAsiaTheme="majorEastAsia" w:cstheme="majorBidi"/>
-      <w:color w:val="595959" w:themeColor="text1" w:themeTint="A6"/>
+    <w:rsid w:val="00F0058C"/>
+    <w:rPr>
+      <w:rFonts w:asciiTheme="majorHAnsi" w:eastAsiaTheme="majorEastAsia" w:hAnsiTheme="majorHAnsi" w:cstheme="majorBidi"/>
+      <w:b/>
+      <w:bCs/>
+      <w:color w:val="833C0B" w:themeColor="accent2" w:themeShade="80"/>
+      <w:sz w:val="22"/>
+      <w:szCs w:val="22"/>
     </w:rPr>
   </w:style>
   <w:style w:type="character" w:customStyle="1" w:styleId="Titolo8Carattere">
@@ -1457,12 +1887,12 @@
     <w:link w:val="Titolo8"/>
     <w:uiPriority w:val="9"/>
     <w:semiHidden/>
-    <w:rsid w:val="00683517"/>
-    <w:rPr>
-      <w:rFonts w:eastAsiaTheme="majorEastAsia" w:cstheme="majorBidi"/>
-      <w:i/>
-      <w:iCs/>
-      <w:color w:val="272727" w:themeColor="text1" w:themeTint="D8"/>
+    <w:rsid w:val="00F0058C"/>
+    <w:rPr>
+      <w:rFonts w:asciiTheme="majorHAnsi" w:eastAsiaTheme="majorEastAsia" w:hAnsiTheme="majorHAnsi" w:cstheme="majorBidi"/>
+      <w:color w:val="833C0B" w:themeColor="accent2" w:themeShade="80"/>
+      <w:sz w:val="22"/>
+      <w:szCs w:val="22"/>
     </w:rPr>
   </w:style>
   <w:style w:type="character" w:customStyle="1" w:styleId="Titolo9Carattere">
@@ -1471,10 +1901,14 @@
     <w:link w:val="Titolo9"/>
     <w:uiPriority w:val="9"/>
     <w:semiHidden/>
-    <w:rsid w:val="00683517"/>
-    <w:rPr>
-      <w:rFonts w:eastAsiaTheme="majorEastAsia" w:cstheme="majorBidi"/>
-      <w:color w:val="272727" w:themeColor="text1" w:themeTint="D8"/>
+    <w:rsid w:val="00F0058C"/>
+    <w:rPr>
+      <w:rFonts w:asciiTheme="majorHAnsi" w:eastAsiaTheme="majorEastAsia" w:hAnsiTheme="majorHAnsi" w:cstheme="majorBidi"/>
+      <w:i/>
+      <w:iCs/>
+      <w:color w:val="833C0B" w:themeColor="accent2" w:themeShade="80"/>
+      <w:sz w:val="22"/>
+      <w:szCs w:val="22"/>
     </w:rPr>
   </w:style>
   <w:style w:type="paragraph" w:styleId="Titolo">
@@ -1484,17 +1918,16 @@
     <w:link w:val="TitoloCarattere"/>
     <w:uiPriority w:val="10"/>
     <w:qFormat/>
-    <w:rsid w:val="00683517"/>
+    <w:rsid w:val="00F0058C"/>
     <w:pPr>
-      <w:spacing w:after="80" w:line="240" w:lineRule="auto"/>
+      <w:spacing w:after="0" w:line="240" w:lineRule="auto"/>
       <w:contextualSpacing/>
     </w:pPr>
     <w:rPr>
       <w:rFonts w:asciiTheme="majorHAnsi" w:eastAsiaTheme="majorEastAsia" w:hAnsiTheme="majorHAnsi" w:cstheme="majorBidi"/>
-      <w:spacing w:val="-10"/>
-      <w:kern w:val="28"/>
-      <w:sz w:val="56"/>
-      <w:szCs w:val="56"/>
+      <w:color w:val="262626" w:themeColor="text1" w:themeTint="D9"/>
+      <w:sz w:val="96"/>
+      <w:szCs w:val="96"/>
     </w:rPr>
   </w:style>
   <w:style w:type="character" w:customStyle="1" w:styleId="TitoloCarattere">
@@ -1502,13 +1935,12 @@
     <w:basedOn w:val="Carpredefinitoparagrafo"/>
     <w:link w:val="Titolo"/>
     <w:uiPriority w:val="10"/>
-    <w:rsid w:val="00683517"/>
+    <w:rsid w:val="00F0058C"/>
     <w:rPr>
       <w:rFonts w:asciiTheme="majorHAnsi" w:eastAsiaTheme="majorEastAsia" w:hAnsiTheme="majorHAnsi" w:cstheme="majorBidi"/>
-      <w:spacing w:val="-10"/>
-      <w:kern w:val="28"/>
-      <w:sz w:val="56"/>
-      <w:szCs w:val="56"/>
+      <w:color w:val="262626" w:themeColor="text1" w:themeTint="D9"/>
+      <w:sz w:val="96"/>
+      <w:szCs w:val="96"/>
     </w:rPr>
   </w:style>
   <w:style w:type="paragraph" w:styleId="Sottotitolo">
@@ -1518,16 +1950,17 @@
     <w:link w:val="SottotitoloCarattere"/>
     <w:uiPriority w:val="11"/>
     <w:qFormat/>
-    <w:rsid w:val="00683517"/>
+    <w:rsid w:val="00F0058C"/>
     <w:pPr>
       <w:numPr>
         <w:ilvl w:val="1"/>
       </w:numPr>
+      <w:spacing w:after="240"/>
     </w:pPr>
     <w:rPr>
-      <w:rFonts w:eastAsiaTheme="majorEastAsia" w:cstheme="majorBidi"/>
-      <w:color w:val="595959" w:themeColor="text1" w:themeTint="A6"/>
-      <w:spacing w:val="15"/>
+      <w:caps/>
+      <w:color w:val="404040" w:themeColor="text1" w:themeTint="BF"/>
+      <w:spacing w:val="20"/>
       <w:sz w:val="28"/>
       <w:szCs w:val="28"/>
     </w:rPr>
@@ -1537,11 +1970,11 @@
     <w:basedOn w:val="Carpredefinitoparagrafo"/>
     <w:link w:val="Sottotitolo"/>
     <w:uiPriority w:val="11"/>
-    <w:rsid w:val="00683517"/>
-    <w:rPr>
-      <w:rFonts w:eastAsiaTheme="majorEastAsia" w:cstheme="majorBidi"/>
-      <w:color w:val="595959" w:themeColor="text1" w:themeTint="A6"/>
-      <w:spacing w:val="15"/>
+    <w:rsid w:val="00F0058C"/>
+    <w:rPr>
+      <w:caps/>
+      <w:color w:val="404040" w:themeColor="text1" w:themeTint="BF"/>
+      <w:spacing w:val="20"/>
       <w:sz w:val="28"/>
       <w:szCs w:val="28"/>
     </w:rPr>
@@ -1553,15 +1986,17 @@
     <w:link w:val="CitazioneCarattere"/>
     <w:uiPriority w:val="29"/>
     <w:qFormat/>
-    <w:rsid w:val="00683517"/>
+    <w:rsid w:val="00F0058C"/>
     <w:pPr>
       <w:spacing w:before="160"/>
+      <w:ind w:left="720" w:right="720"/>
       <w:jc w:val="center"/>
     </w:pPr>
     <w:rPr>
-      <w:i/>
-      <w:iCs/>
-      <w:color w:val="404040" w:themeColor="text1" w:themeTint="BF"/>
+      <w:rFonts w:asciiTheme="majorHAnsi" w:eastAsiaTheme="majorEastAsia" w:hAnsiTheme="majorHAnsi" w:cstheme="majorBidi"/>
+      <w:color w:val="000000" w:themeColor="text1"/>
+      <w:sz w:val="24"/>
+      <w:szCs w:val="24"/>
     </w:rPr>
   </w:style>
   <w:style w:type="character" w:customStyle="1" w:styleId="CitazioneCarattere">
@@ -1569,11 +2004,12 @@
     <w:basedOn w:val="Carpredefinitoparagrafo"/>
     <w:link w:val="Citazione"/>
     <w:uiPriority w:val="29"/>
-    <w:rsid w:val="00683517"/>
-    <w:rPr>
-      <w:i/>
-      <w:iCs/>
-      <w:color w:val="404040" w:themeColor="text1" w:themeTint="BF"/>
+    <w:rsid w:val="00F0058C"/>
+    <w:rPr>
+      <w:rFonts w:asciiTheme="majorHAnsi" w:eastAsiaTheme="majorEastAsia" w:hAnsiTheme="majorHAnsi" w:cstheme="majorBidi"/>
+      <w:color w:val="000000" w:themeColor="text1"/>
+      <w:sz w:val="24"/>
+      <w:szCs w:val="24"/>
     </w:rPr>
   </w:style>
   <w:style w:type="paragraph" w:styleId="Paragrafoelenco">
@@ -1592,11 +2028,17 @@
     <w:basedOn w:val="Carpredefinitoparagrafo"/>
     <w:uiPriority w:val="21"/>
     <w:qFormat/>
-    <w:rsid w:val="00683517"/>
-    <w:rPr>
+    <w:rsid w:val="00F0058C"/>
+    <w:rPr>
+      <w:b/>
+      <w:bCs/>
       <w:i/>
       <w:iCs/>
-      <w:color w:val="2F5496" w:themeColor="accent1" w:themeShade="BF"/>
+      <w:caps w:val="0"/>
+      <w:smallCaps w:val="0"/>
+      <w:strike w:val="0"/>
+      <w:dstrike w:val="0"/>
+      <w:color w:val="ED7D31" w:themeColor="accent2"/>
     </w:rPr>
   </w:style>
   <w:style w:type="paragraph" w:styleId="Citazioneintensa">
@@ -1606,20 +2048,19 @@
     <w:link w:val="CitazioneintensaCarattere"/>
     <w:uiPriority w:val="30"/>
     <w:qFormat/>
-    <w:rsid w:val="00683517"/>
+    <w:rsid w:val="00F0058C"/>
     <w:pPr>
       <w:pBdr>
-        <w:top w:val="single" w:sz="4" w:space="10" w:color="2F5496" w:themeColor="accent1" w:themeShade="BF"/>
-        <w:bottom w:val="single" w:sz="4" w:space="10" w:color="2F5496" w:themeColor="accent1" w:themeShade="BF"/>
+        <w:top w:val="single" w:sz="24" w:space="4" w:color="ED7D31" w:themeColor="accent2"/>
       </w:pBdr>
-      <w:spacing w:before="360" w:after="360"/>
-      <w:ind w:left="864" w:right="864"/>
+      <w:spacing w:before="240" w:after="240" w:line="240" w:lineRule="auto"/>
+      <w:ind w:left="936" w:right="936"/>
       <w:jc w:val="center"/>
     </w:pPr>
     <w:rPr>
-      <w:i/>
-      <w:iCs/>
-      <w:color w:val="2F5496" w:themeColor="accent1" w:themeShade="BF"/>
+      <w:rFonts w:asciiTheme="majorHAnsi" w:eastAsiaTheme="majorEastAsia" w:hAnsiTheme="majorHAnsi" w:cstheme="majorBidi"/>
+      <w:sz w:val="24"/>
+      <w:szCs w:val="24"/>
     </w:rPr>
   </w:style>
   <w:style w:type="character" w:customStyle="1" w:styleId="CitazioneintensaCarattere">
@@ -1627,11 +2068,11 @@
     <w:basedOn w:val="Carpredefinitoparagrafo"/>
     <w:link w:val="Citazioneintensa"/>
     <w:uiPriority w:val="30"/>
-    <w:rsid w:val="00683517"/>
-    <w:rPr>
-      <w:i/>
-      <w:iCs/>
-      <w:color w:val="2F5496" w:themeColor="accent1" w:themeShade="BF"/>
+    <w:rsid w:val="00F0058C"/>
+    <w:rPr>
+      <w:rFonts w:asciiTheme="majorHAnsi" w:eastAsiaTheme="majorEastAsia" w:hAnsiTheme="majorHAnsi" w:cstheme="majorBidi"/>
+      <w:sz w:val="24"/>
+      <w:szCs w:val="24"/>
     </w:rPr>
   </w:style>
   <w:style w:type="character" w:styleId="Riferimentointenso">
@@ -1639,13 +2080,15 @@
     <w:basedOn w:val="Carpredefinitoparagrafo"/>
     <w:uiPriority w:val="32"/>
     <w:qFormat/>
-    <w:rsid w:val="00683517"/>
+    <w:rsid w:val="00F0058C"/>
     <w:rPr>
       <w:b/>
       <w:bCs/>
+      <w:caps w:val="0"/>
       <w:smallCaps/>
-      <w:color w:val="2F5496" w:themeColor="accent1" w:themeShade="BF"/>
-      <w:spacing w:val="5"/>
+      <w:color w:val="auto"/>
+      <w:spacing w:val="0"/>
+      <w:u w:val="single"/>
     </w:rPr>
   </w:style>
   <w:style w:type="character" w:styleId="Collegamentoipertestuale">
@@ -1670,6 +2113,166 @@
       <w:color w:val="605E5C"/>
       <w:shd w:val="clear" w:color="auto" w:fill="E1DFDD"/>
     </w:rPr>
+  </w:style>
+  <w:style w:type="paragraph" w:styleId="Didascalia">
+    <w:name w:val="caption"/>
+    <w:basedOn w:val="Normale"/>
+    <w:next w:val="Normale"/>
+    <w:uiPriority w:val="35"/>
+    <w:semiHidden/>
+    <w:unhideWhenUsed/>
+    <w:qFormat/>
+    <w:rsid w:val="00F0058C"/>
+    <w:pPr>
+      <w:spacing w:line="240" w:lineRule="auto"/>
+    </w:pPr>
+    <w:rPr>
+      <w:b/>
+      <w:bCs/>
+      <w:color w:val="404040" w:themeColor="text1" w:themeTint="BF"/>
+      <w:sz w:val="16"/>
+      <w:szCs w:val="16"/>
+    </w:rPr>
+  </w:style>
+  <w:style w:type="character" w:styleId="Enfasigrassetto">
+    <w:name w:val="Strong"/>
+    <w:basedOn w:val="Carpredefinitoparagrafo"/>
+    <w:uiPriority w:val="22"/>
+    <w:qFormat/>
+    <w:rsid w:val="00F0058C"/>
+    <w:rPr>
+      <w:b/>
+      <w:bCs/>
+    </w:rPr>
+  </w:style>
+  <w:style w:type="character" w:styleId="Enfasicorsivo">
+    <w:name w:val="Emphasis"/>
+    <w:basedOn w:val="Carpredefinitoparagrafo"/>
+    <w:uiPriority w:val="20"/>
+    <w:qFormat/>
+    <w:rsid w:val="00F0058C"/>
+    <w:rPr>
+      <w:i/>
+      <w:iCs/>
+      <w:color w:val="000000" w:themeColor="text1"/>
+    </w:rPr>
+  </w:style>
+  <w:style w:type="paragraph" w:styleId="Nessunaspaziatura">
+    <w:name w:val="No Spacing"/>
+    <w:uiPriority w:val="1"/>
+    <w:qFormat/>
+    <w:rsid w:val="00F0058C"/>
+    <w:pPr>
+      <w:spacing w:after="0" w:line="240" w:lineRule="auto"/>
+    </w:pPr>
+  </w:style>
+  <w:style w:type="character" w:styleId="Enfasidelicata">
+    <w:name w:val="Subtle Emphasis"/>
+    <w:basedOn w:val="Carpredefinitoparagrafo"/>
+    <w:uiPriority w:val="19"/>
+    <w:qFormat/>
+    <w:rsid w:val="00F0058C"/>
+    <w:rPr>
+      <w:i/>
+      <w:iCs/>
+      <w:color w:val="595959" w:themeColor="text1" w:themeTint="A6"/>
+    </w:rPr>
+  </w:style>
+  <w:style w:type="character" w:styleId="Riferimentodelicato">
+    <w:name w:val="Subtle Reference"/>
+    <w:basedOn w:val="Carpredefinitoparagrafo"/>
+    <w:uiPriority w:val="31"/>
+    <w:qFormat/>
+    <w:rsid w:val="00F0058C"/>
+    <w:rPr>
+      <w:caps w:val="0"/>
+      <w:smallCaps/>
+      <w:color w:val="404040" w:themeColor="text1" w:themeTint="BF"/>
+      <w:spacing w:val="0"/>
+      <w:u w:val="single" w:color="7F7F7F" w:themeColor="text1" w:themeTint="80"/>
+    </w:rPr>
+  </w:style>
+  <w:style w:type="character" w:styleId="Titolodellibro">
+    <w:name w:val="Book Title"/>
+    <w:basedOn w:val="Carpredefinitoparagrafo"/>
+    <w:uiPriority w:val="33"/>
+    <w:qFormat/>
+    <w:rsid w:val="00F0058C"/>
+    <w:rPr>
+      <w:b/>
+      <w:bCs/>
+      <w:caps w:val="0"/>
+      <w:smallCaps/>
+      <w:spacing w:val="0"/>
+    </w:rPr>
+  </w:style>
+  <w:style w:type="paragraph" w:styleId="Titolosommario">
+    <w:name w:val="TOC Heading"/>
+    <w:basedOn w:val="Titolo1"/>
+    <w:next w:val="Normale"/>
+    <w:uiPriority w:val="39"/>
+    <w:unhideWhenUsed/>
+    <w:qFormat/>
+    <w:rsid w:val="00F0058C"/>
+    <w:pPr>
+      <w:outlineLvl w:val="9"/>
+    </w:pPr>
+  </w:style>
+  <w:style w:type="paragraph" w:styleId="Intestazione">
+    <w:name w:val="header"/>
+    <w:basedOn w:val="Normale"/>
+    <w:link w:val="IntestazioneCarattere"/>
+    <w:uiPriority w:val="99"/>
+    <w:unhideWhenUsed/>
+    <w:rsid w:val="00F0058C"/>
+    <w:pPr>
+      <w:tabs>
+        <w:tab w:val="center" w:pos="4819"/>
+        <w:tab w:val="right" w:pos="9638"/>
+      </w:tabs>
+      <w:spacing w:after="0" w:line="240" w:lineRule="auto"/>
+    </w:pPr>
+  </w:style>
+  <w:style w:type="character" w:customStyle="1" w:styleId="IntestazioneCarattere">
+    <w:name w:val="Intestazione Carattere"/>
+    <w:basedOn w:val="Carpredefinitoparagrafo"/>
+    <w:link w:val="Intestazione"/>
+    <w:uiPriority w:val="99"/>
+    <w:rsid w:val="00F0058C"/>
+  </w:style>
+  <w:style w:type="paragraph" w:styleId="Pidipagina">
+    <w:name w:val="footer"/>
+    <w:basedOn w:val="Normale"/>
+    <w:link w:val="PidipaginaCarattere"/>
+    <w:uiPriority w:val="99"/>
+    <w:unhideWhenUsed/>
+    <w:rsid w:val="00F0058C"/>
+    <w:pPr>
+      <w:tabs>
+        <w:tab w:val="center" w:pos="4819"/>
+        <w:tab w:val="right" w:pos="9638"/>
+      </w:tabs>
+      <w:spacing w:after="0" w:line="240" w:lineRule="auto"/>
+    </w:pPr>
+  </w:style>
+  <w:style w:type="character" w:customStyle="1" w:styleId="PidipaginaCarattere">
+    <w:name w:val="Piè di pagina Carattere"/>
+    <w:basedOn w:val="Carpredefinitoparagrafo"/>
+    <w:link w:val="Pidipagina"/>
+    <w:uiPriority w:val="99"/>
+    <w:rsid w:val="00F0058C"/>
+  </w:style>
+  <w:style w:type="paragraph" w:styleId="Sommario1">
+    <w:name w:val="toc 1"/>
+    <w:basedOn w:val="Normale"/>
+    <w:next w:val="Normale"/>
+    <w:autoRedefine/>
+    <w:uiPriority w:val="39"/>
+    <w:unhideWhenUsed/>
+    <w:rsid w:val="00F0058C"/>
+    <w:pPr>
+      <w:spacing w:after="100"/>
+    </w:pPr>
   </w:style>
 </w:styles>
 </file>
@@ -1967,4 +2570,16 @@
     </a:ext>
   </a:extLst>
 </a:theme>
+</file>
+
+<file path=customXml/item1.xml><?xml version="1.0" encoding="utf-8"?>
+<b:Sources xmlns:b="http://schemas.openxmlformats.org/officeDocument/2006/bibliography" xmlns="http://schemas.openxmlformats.org/officeDocument/2006/bibliography" SelectedStyle="\APASixthEditionOfficeOnline.xsl" StyleName="APA" Version="6"/>
+</file>
+
+<file path=customXml/itemProps1.xml><?xml version="1.0" encoding="utf-8"?>
+<ds:datastoreItem xmlns:ds="http://schemas.openxmlformats.org/officeDocument/2006/customXml" ds:itemID="{FF3EB04C-E26B-4CE8-82D3-BD253D68AC45}">
+  <ds:schemaRefs>
+    <ds:schemaRef ds:uri="http://schemas.openxmlformats.org/officeDocument/2006/bibliography"/>
+  </ds:schemaRefs>
+</ds:datastoreItem>
 </file>
--- a/Manuale di installazione.docx
+++ b/Manuale di installazione.docx
@@ -18,6 +18,12 @@
     </w:p>
     <w:sdt>
       <w:sdtPr>
+        <w:rPr>
+          <w:rFonts w:asciiTheme="minorHAnsi" w:eastAsiaTheme="minorEastAsia" w:hAnsiTheme="minorHAnsi" w:cstheme="minorBidi"/>
+          <w:color w:val="auto"/>
+          <w:sz w:val="21"/>
+          <w:szCs w:val="21"/>
+        </w:rPr>
         <w:id w:val="1271208634"/>
         <w:docPartObj>
           <w:docPartGallery w:val="Table of Contents"/>
@@ -26,12 +32,8 @@
       </w:sdtPr>
       <w:sdtEndPr>
         <w:rPr>
-          <w:rFonts w:asciiTheme="minorHAnsi" w:eastAsiaTheme="minorEastAsia" w:hAnsiTheme="minorHAnsi" w:cstheme="minorBidi"/>
           <w:b/>
           <w:bCs/>
-          <w:color w:val="auto"/>
-          <w:sz w:val="21"/>
-          <w:szCs w:val="21"/>
         </w:rPr>
       </w:sdtEndPr>
       <w:sdtContent>
@@ -146,21 +148,7 @@
                 <w:rStyle w:val="Collegamentoipertestuale"/>
                 <w:noProof/>
               </w:rPr>
-              <w:t>METODO TRAMITE IN</w:t>
-            </w:r>
-            <w:r>
-              <w:rPr>
-                <w:rStyle w:val="Collegamentoipertestuale"/>
-                <w:noProof/>
-              </w:rPr>
-              <w:t>S</w:t>
-            </w:r>
-            <w:r>
-              <w:rPr>
-                <w:rStyle w:val="Collegamentoipertestuale"/>
-                <w:noProof/>
-              </w:rPr>
-              <w:t>TALLER</w:t>
+              <w:t>METODO TRAMITE INSTALLER</w:t>
             </w:r>
             <w:r>
               <w:rPr>
@@ -352,15 +340,7 @@
       </w:r>
       <w:r>
         <w:br/>
-        <w:t xml:space="preserve">cliccare e aspettare che scarica il </w:t>
-      </w:r>
-      <w:proofErr w:type="spellStart"/>
-      <w:r>
-        <w:t>dowload</w:t>
-      </w:r>
-      <w:proofErr w:type="spellEnd"/>
-      <w:r>
-        <w:t xml:space="preserve"> : </w:t>
+        <w:t xml:space="preserve">cliccare e aspettare che scarica il dowload : </w:t>
       </w:r>
       <w:r>
         <w:rPr>
@@ -607,15 +587,7 @@
     <w:p/>
     <w:p>
       <w:r>
-        <w:t xml:space="preserve">Spostare la cartella </w:t>
-      </w:r>
-      <w:proofErr w:type="spellStart"/>
-      <w:r>
-        <w:t>pusblish</w:t>
-      </w:r>
-      <w:proofErr w:type="spellEnd"/>
-      <w:r>
-        <w:t xml:space="preserve"> dove si vuole </w:t>
+        <w:t xml:space="preserve">Spostare la cartella pusblish dove si vuole </w:t>
       </w:r>
       <w:r>
         <w:br/>
@@ -791,15 +763,7 @@
       </w:r>
       <w:r>
         <w:br/>
-        <w:t xml:space="preserve">ora bisogna andare nella cartella FILE GESTIONALE e inserire il file </w:t>
-      </w:r>
-      <w:proofErr w:type="spellStart"/>
-      <w:r>
-        <w:t>excel</w:t>
-      </w:r>
-      <w:proofErr w:type="spellEnd"/>
-      <w:r>
-        <w:t xml:space="preserve"> con i codici dei dipendenti </w:t>
+        <w:t xml:space="preserve">ora bisogna andare nella cartella FILE GESTIONALE e inserire il file excel con i codici dei dipendenti </w:t>
       </w:r>
       <w:r>
         <w:br/>
@@ -1031,9 +995,386 @@
           <w:t>https://github.com/FrancoDavide/EseguibiliScaricoPersonale</w:t>
         </w:r>
       </w:hyperlink>
+      <w:r>
+        <w:br/>
+      </w:r>
+      <w:r>
+        <w:br/>
+      </w:r>
+      <w:r>
+        <w:br/>
+        <w:t>Estrarre i file come nella procedura manuale</w:t>
+      </w:r>
+      <w:r>
+        <w:br/>
+      </w:r>
+      <w:r>
+        <w:br/>
+      </w:r>
+      <w:r>
+        <w:drawing>
+          <wp:inline distT="0" distB="0" distL="0" distR="0" wp14:anchorId="6CECD508" wp14:editId="44510FE1">
+            <wp:extent cx="6120130" cy="3456305"/>
+            <wp:effectExtent l="0" t="0" r="0" b="0"/>
+            <wp:docPr id="321548960" name="Immagine 1"/>
+            <wp:cNvGraphicFramePr>
+              <a:graphicFrameLocks xmlns:a="http://schemas.openxmlformats.org/drawingml/2006/main" noChangeAspect="1"/>
+            </wp:cNvGraphicFramePr>
+            <a:graphic xmlns:a="http://schemas.openxmlformats.org/drawingml/2006/main">
+              <a:graphicData uri="http://schemas.openxmlformats.org/drawingml/2006/picture">
+                <pic:pic xmlns:pic="http://schemas.openxmlformats.org/drawingml/2006/picture">
+                  <pic:nvPicPr>
+                    <pic:cNvPr id="321548960" name=""/>
+                    <pic:cNvPicPr/>
+                  </pic:nvPicPr>
+                  <pic:blipFill>
+                    <a:blip r:embed="rId21"/>
+                    <a:stretch>
+                      <a:fillRect/>
+                    </a:stretch>
+                  </pic:blipFill>
+                  <pic:spPr>
+                    <a:xfrm>
+                      <a:off x="0" y="0"/>
+                      <a:ext cx="6120130" cy="3456305"/>
+                    </a:xfrm>
+                    <a:prstGeom prst="rect">
+                      <a:avLst/>
+                    </a:prstGeom>
+                  </pic:spPr>
+                </pic:pic>
+              </a:graphicData>
+            </a:graphic>
+          </wp:inline>
+        </w:drawing>
+      </w:r>
+      <w:r>
+        <w:br/>
+      </w:r>
+      <w:r>
+        <w:br/>
+      </w:r>
+      <w:r>
+        <w:drawing>
+          <wp:inline distT="0" distB="0" distL="0" distR="0" wp14:anchorId="64493187" wp14:editId="66FDF64C">
+            <wp:extent cx="5744377" cy="228632"/>
+            <wp:effectExtent l="0" t="0" r="0" b="0"/>
+            <wp:docPr id="292194496" name="Immagine 1"/>
+            <wp:cNvGraphicFramePr>
+              <a:graphicFrameLocks xmlns:a="http://schemas.openxmlformats.org/drawingml/2006/main" noChangeAspect="1"/>
+            </wp:cNvGraphicFramePr>
+            <a:graphic xmlns:a="http://schemas.openxmlformats.org/drawingml/2006/main">
+              <a:graphicData uri="http://schemas.openxmlformats.org/drawingml/2006/picture">
+                <pic:pic xmlns:pic="http://schemas.openxmlformats.org/drawingml/2006/picture">
+                  <pic:nvPicPr>
+                    <pic:cNvPr id="292194496" name=""/>
+                    <pic:cNvPicPr/>
+                  </pic:nvPicPr>
+                  <pic:blipFill>
+                    <a:blip r:embed="rId22"/>
+                    <a:stretch>
+                      <a:fillRect/>
+                    </a:stretch>
+                  </pic:blipFill>
+                  <pic:spPr>
+                    <a:xfrm>
+                      <a:off x="0" y="0"/>
+                      <a:ext cx="5744377" cy="228632"/>
+                    </a:xfrm>
+                    <a:prstGeom prst="rect">
+                      <a:avLst/>
+                    </a:prstGeom>
+                  </pic:spPr>
+                </pic:pic>
+              </a:graphicData>
+            </a:graphic>
+          </wp:inline>
+        </w:drawing>
+      </w:r>
+    </w:p>
+    <w:p>
+      <w:r>
+        <w:lastRenderedPageBreak/>
+        <w:drawing>
+          <wp:inline distT="0" distB="0" distL="0" distR="0" wp14:anchorId="0057623E" wp14:editId="1197ADCE">
+            <wp:extent cx="6120130" cy="3441700"/>
+            <wp:effectExtent l="0" t="0" r="0" b="6350"/>
+            <wp:docPr id="1031498179" name="Immagine 1"/>
+            <wp:cNvGraphicFramePr>
+              <a:graphicFrameLocks xmlns:a="http://schemas.openxmlformats.org/drawingml/2006/main" noChangeAspect="1"/>
+            </wp:cNvGraphicFramePr>
+            <a:graphic xmlns:a="http://schemas.openxmlformats.org/drawingml/2006/main">
+              <a:graphicData uri="http://schemas.openxmlformats.org/drawingml/2006/picture">
+                <pic:pic xmlns:pic="http://schemas.openxmlformats.org/drawingml/2006/picture">
+                  <pic:nvPicPr>
+                    <pic:cNvPr id="1031498179" name=""/>
+                    <pic:cNvPicPr/>
+                  </pic:nvPicPr>
+                  <pic:blipFill>
+                    <a:blip r:embed="rId23"/>
+                    <a:stretch>
+                      <a:fillRect/>
+                    </a:stretch>
+                  </pic:blipFill>
+                  <pic:spPr>
+                    <a:xfrm>
+                      <a:off x="0" y="0"/>
+                      <a:ext cx="6120130" cy="3441700"/>
+                    </a:xfrm>
+                    <a:prstGeom prst="rect">
+                      <a:avLst/>
+                    </a:prstGeom>
+                  </pic:spPr>
+                </pic:pic>
+              </a:graphicData>
+            </a:graphic>
+          </wp:inline>
+        </w:drawing>
+      </w:r>
+    </w:p>
+    <w:p/>
+    <w:p>
+      <w:r>
+        <w:t>Trascinare o copiare la cartella del desktop:</w:t>
+      </w:r>
+      <w:r>
+        <w:br/>
+      </w:r>
+      <w:r>
+        <w:drawing>
+          <wp:inline distT="0" distB="0" distL="0" distR="0" wp14:anchorId="5ABFF069" wp14:editId="5C3D4EB0">
+            <wp:extent cx="6120130" cy="3427730"/>
+            <wp:effectExtent l="0" t="0" r="0" b="1270"/>
+            <wp:docPr id="478591064" name="Immagine 1"/>
+            <wp:cNvGraphicFramePr>
+              <a:graphicFrameLocks xmlns:a="http://schemas.openxmlformats.org/drawingml/2006/main" noChangeAspect="1"/>
+            </wp:cNvGraphicFramePr>
+            <a:graphic xmlns:a="http://schemas.openxmlformats.org/drawingml/2006/main">
+              <a:graphicData uri="http://schemas.openxmlformats.org/drawingml/2006/picture">
+                <pic:pic xmlns:pic="http://schemas.openxmlformats.org/drawingml/2006/picture">
+                  <pic:nvPicPr>
+                    <pic:cNvPr id="478591064" name=""/>
+                    <pic:cNvPicPr/>
+                  </pic:nvPicPr>
+                  <pic:blipFill>
+                    <a:blip r:embed="rId24"/>
+                    <a:stretch>
+                      <a:fillRect/>
+                    </a:stretch>
+                  </pic:blipFill>
+                  <pic:spPr>
+                    <a:xfrm>
+                      <a:off x="0" y="0"/>
+                      <a:ext cx="6120130" cy="3427730"/>
+                    </a:xfrm>
+                    <a:prstGeom prst="rect">
+                      <a:avLst/>
+                    </a:prstGeom>
+                  </pic:spPr>
+                </pic:pic>
+              </a:graphicData>
+            </a:graphic>
+          </wp:inline>
+        </w:drawing>
+      </w:r>
+    </w:p>
+    <w:p/>
+    <w:p/>
+    <w:p/>
+    <w:p/>
+    <w:p/>
+    <w:p>
+      <w:r>
+        <w:lastRenderedPageBreak/>
+        <w:t>Trascinare il file di raccordo:</w:t>
+      </w:r>
+    </w:p>
+    <w:p>
+      <w:r>
+        <w:drawing>
+          <wp:inline distT="0" distB="0" distL="0" distR="0" wp14:anchorId="0743F3D6" wp14:editId="2B57AFC4">
+            <wp:extent cx="6120130" cy="3496945"/>
+            <wp:effectExtent l="0" t="0" r="0" b="8255"/>
+            <wp:docPr id="902836525" name="Immagine 1"/>
+            <wp:cNvGraphicFramePr>
+              <a:graphicFrameLocks xmlns:a="http://schemas.openxmlformats.org/drawingml/2006/main" noChangeAspect="1"/>
+            </wp:cNvGraphicFramePr>
+            <a:graphic xmlns:a="http://schemas.openxmlformats.org/drawingml/2006/main">
+              <a:graphicData uri="http://schemas.openxmlformats.org/drawingml/2006/picture">
+                <pic:pic xmlns:pic="http://schemas.openxmlformats.org/drawingml/2006/picture">
+                  <pic:nvPicPr>
+                    <pic:cNvPr id="902836525" name=""/>
+                    <pic:cNvPicPr/>
+                  </pic:nvPicPr>
+                  <pic:blipFill>
+                    <a:blip r:embed="rId25"/>
+                    <a:stretch>
+                      <a:fillRect/>
+                    </a:stretch>
+                  </pic:blipFill>
+                  <pic:spPr>
+                    <a:xfrm>
+                      <a:off x="0" y="0"/>
+                      <a:ext cx="6120130" cy="3496945"/>
+                    </a:xfrm>
+                    <a:prstGeom prst="rect">
+                      <a:avLst/>
+                    </a:prstGeom>
+                  </pic:spPr>
+                </pic:pic>
+              </a:graphicData>
+            </a:graphic>
+          </wp:inline>
+        </w:drawing>
+      </w:r>
+      <w:r>
+        <w:br/>
+      </w:r>
+      <w:r>
+        <w:br/>
+        <w:t>Dopo il terzo step se va tutto bene :</w:t>
+      </w:r>
+      <w:r>
+        <w:br/>
+      </w:r>
+      <w:r>
+        <w:br/>
+      </w:r>
+      <w:r>
+        <w:drawing>
+          <wp:inline distT="0" distB="0" distL="0" distR="0" wp14:anchorId="3A169E3C" wp14:editId="6D01F777">
+            <wp:extent cx="6120130" cy="3202305"/>
+            <wp:effectExtent l="0" t="0" r="0" b="0"/>
+            <wp:docPr id="1993310365" name="Immagine 1"/>
+            <wp:cNvGraphicFramePr>
+              <a:graphicFrameLocks xmlns:a="http://schemas.openxmlformats.org/drawingml/2006/main" noChangeAspect="1"/>
+            </wp:cNvGraphicFramePr>
+            <a:graphic xmlns:a="http://schemas.openxmlformats.org/drawingml/2006/main">
+              <a:graphicData uri="http://schemas.openxmlformats.org/drawingml/2006/picture">
+                <pic:pic xmlns:pic="http://schemas.openxmlformats.org/drawingml/2006/picture">
+                  <pic:nvPicPr>
+                    <pic:cNvPr id="1993310365" name=""/>
+                    <pic:cNvPicPr/>
+                  </pic:nvPicPr>
+                  <pic:blipFill>
+                    <a:blip r:embed="rId26"/>
+                    <a:stretch>
+                      <a:fillRect/>
+                    </a:stretch>
+                  </pic:blipFill>
+                  <pic:spPr>
+                    <a:xfrm>
+                      <a:off x="0" y="0"/>
+                      <a:ext cx="6120130" cy="3202305"/>
+                    </a:xfrm>
+                    <a:prstGeom prst="rect">
+                      <a:avLst/>
+                    </a:prstGeom>
+                  </pic:spPr>
+                </pic:pic>
+              </a:graphicData>
+            </a:graphic>
+          </wp:inline>
+        </w:drawing>
+      </w:r>
+      <w:r>
+        <w:br/>
+      </w:r>
+      <w:r>
+        <w:br/>
+        <w:t xml:space="preserve">crea la cartella publish e il collegamento </w:t>
+      </w:r>
+      <w:r>
+        <w:br/>
+      </w:r>
+      <w:r>
+        <w:lastRenderedPageBreak/>
+        <w:drawing>
+          <wp:inline distT="0" distB="0" distL="0" distR="0" wp14:anchorId="006D2B4B" wp14:editId="77227BA3">
+            <wp:extent cx="2000529" cy="1305107"/>
+            <wp:effectExtent l="0" t="0" r="0" b="9525"/>
+            <wp:docPr id="1296148461" name="Immagine 1"/>
+            <wp:cNvGraphicFramePr>
+              <a:graphicFrameLocks xmlns:a="http://schemas.openxmlformats.org/drawingml/2006/main" noChangeAspect="1"/>
+            </wp:cNvGraphicFramePr>
+            <a:graphic xmlns:a="http://schemas.openxmlformats.org/drawingml/2006/main">
+              <a:graphicData uri="http://schemas.openxmlformats.org/drawingml/2006/picture">
+                <pic:pic xmlns:pic="http://schemas.openxmlformats.org/drawingml/2006/picture">
+                  <pic:nvPicPr>
+                    <pic:cNvPr id="1296148461" name=""/>
+                    <pic:cNvPicPr/>
+                  </pic:nvPicPr>
+                  <pic:blipFill>
+                    <a:blip r:embed="rId27"/>
+                    <a:stretch>
+                      <a:fillRect/>
+                    </a:stretch>
+                  </pic:blipFill>
+                  <pic:spPr>
+                    <a:xfrm>
+                      <a:off x="0" y="0"/>
+                      <a:ext cx="2000529" cy="1305107"/>
+                    </a:xfrm>
+                    <a:prstGeom prst="rect">
+                      <a:avLst/>
+                    </a:prstGeom>
+                  </pic:spPr>
+                </pic:pic>
+              </a:graphicData>
+            </a:graphic>
+          </wp:inline>
+        </w:drawing>
+      </w:r>
+      <w:r>
+        <w:br/>
+      </w:r>
+      <w:r>
+        <w:br/>
+        <w:t xml:space="preserve">con le configurazioni già impostate : </w:t>
+      </w:r>
+      <w:r>
+        <w:br/>
+      </w:r>
+      <w:r>
+        <w:drawing>
+          <wp:inline distT="0" distB="0" distL="0" distR="0" wp14:anchorId="7AE17892" wp14:editId="31BB7A45">
+            <wp:extent cx="6120130" cy="3169920"/>
+            <wp:effectExtent l="0" t="0" r="0" b="0"/>
+            <wp:docPr id="36590260" name="Immagine 1"/>
+            <wp:cNvGraphicFramePr>
+              <a:graphicFrameLocks xmlns:a="http://schemas.openxmlformats.org/drawingml/2006/main" noChangeAspect="1"/>
+            </wp:cNvGraphicFramePr>
+            <a:graphic xmlns:a="http://schemas.openxmlformats.org/drawingml/2006/main">
+              <a:graphicData uri="http://schemas.openxmlformats.org/drawingml/2006/picture">
+                <pic:pic xmlns:pic="http://schemas.openxmlformats.org/drawingml/2006/picture">
+                  <pic:nvPicPr>
+                    <pic:cNvPr id="36590260" name=""/>
+                    <pic:cNvPicPr/>
+                  </pic:nvPicPr>
+                  <pic:blipFill>
+                    <a:blip r:embed="rId28"/>
+                    <a:stretch>
+                      <a:fillRect/>
+                    </a:stretch>
+                  </pic:blipFill>
+                  <pic:spPr>
+                    <a:xfrm>
+                      <a:off x="0" y="0"/>
+                      <a:ext cx="6120130" cy="3169920"/>
+                    </a:xfrm>
+                    <a:prstGeom prst="rect">
+                      <a:avLst/>
+                    </a:prstGeom>
+                  </pic:spPr>
+                </pic:pic>
+              </a:graphicData>
+            </a:graphic>
+          </wp:inline>
+        </w:drawing>
+      </w:r>
     </w:p>
     <w:sectPr>
-      <w:footerReference w:type="default" r:id="rId21"/>
+      <w:footerReference w:type="default" r:id="rId29"/>
       <w:pgSz w:w="11906" w:h="16838"/>
       <w:pgMar w:top="1417" w:right="1134" w:bottom="1134" w:left="1134" w:header="708" w:footer="708" w:gutter="0"/>
       <w:cols w:space="708"/>
